--- a/Documentacion/1 PLANTILLA Análisis del caso.docx
+++ b/Documentacion/1 PLANTILLA Análisis del caso.docx
@@ -91,6 +91,12 @@
                 <w:rFonts w:ascii="Calibri" w:hAnsi="Calibri" w:cs="Calibri"/>
               </w:rPr>
             </w:pPr>
+            <w:r>
+              <w:rPr>
+                <w:rFonts w:ascii="Calibri" w:hAnsi="Calibri" w:cs="Calibri"/>
+              </w:rPr>
+              <w:t xml:space="preserve">Sofofa, la empresa dueña del Liceo Bicentenario de Electrotecnia Ramón Barros Luco (RBL), le pidió a Pixelazo Corp un sistema que permita registrar los atrasos de los estudiantes de forma eficaz, ágil y segura, tanto para los alumnos como para los profesores. Hoy en día, los inspectores anotan cada atraso a mano en un cuaderno (nombre, curso y hora) y después lo pasan a Kimche, que es la aplicación que usa el liceo para todo lo demás, pero que es desordenada y poco práctica. El registro lo hace el inspector o el profesor que esté en la entrada en ese momento.</w:t>
+            </w:r>
           </w:p>
         </w:tc>
       </w:tr>
@@ -159,6 +165,12 @@
                 <w:rFonts w:ascii="Calibri" w:hAnsi="Calibri" w:cs="Calibri"/>
               </w:rPr>
             </w:pPr>
+            <w:r>
+              <w:rPr>
+                <w:rFonts w:ascii="Calibri" w:hAnsi="Calibri" w:cs="Calibri"/>
+              </w:rPr>
+              <w:t xml:space="preserve">Hoy el registro se hace dos veces: primero a mano en el cuaderno y después se pasa a Kimche, lo que toma tiempo y puede generar errores al escribir. Además, como nadie verifica quién es realmente el alumno, algunos estudiantes dan un nombre que no es el suyo. Esto afecta a los inspectores y profesores, que pierden tiempo con el doble registro, y a los alumnos, a los que a veces les anotan atrasos que no son de ellos.</w:t>
+            </w:r>
           </w:p>
         </w:tc>
       </w:tr>
@@ -255,6 +267,12 @@
                 <w:rFonts w:ascii="Calibri" w:hAnsi="Calibri" w:cs="Calibri"/>
               </w:rPr>
             </w:pPr>
+            <w:r>
+              <w:rPr>
+                <w:rFonts w:ascii="Calibri" w:hAnsi="Calibri" w:cs="Calibri"/>
+              </w:rPr>
+              <w:t xml:space="preserve">Crear un sistema de control de atrasos que sea eficaz, ágil y seguro para el Liceo RBL, y que reemplace el registro a mano.</w:t>
+            </w:r>
           </w:p>
         </w:tc>
       </w:tr>
@@ -293,6 +311,38 @@
                 <w:rFonts w:ascii="Calibri" w:hAnsi="Calibri" w:cs="Calibri"/>
               </w:rPr>
             </w:pPr>
+            <w:r>
+              <w:rPr>
+                <w:rFonts w:ascii="Calibri" w:hAnsi="Calibri" w:cs="Calibri"/>
+              </w:rPr>
+              <w:t xml:space="preserve">Registrar el atraso del alumno correcto, sin errores de identificación ni de escritura.</w:t>
+            </w:r>
+          </w:p>
+          <w:p>
+            <w:pPr>
+              <w:rPr>
+                <w:rFonts w:ascii="Calibri" w:hAnsi="Calibri" w:cs="Calibri"/>
+              </w:rPr>
+            </w:pPr>
+            <w:r>
+              <w:rPr>
+                <w:rFonts w:ascii="Calibri" w:hAnsi="Calibri" w:cs="Calibri"/>
+              </w:rPr>
+              <w:t xml:space="preserve">Que el inspector o profesor pueda registrar el atraso en segundos, sin tener que anotarlo dos veces.</w:t>
+            </w:r>
+          </w:p>
+          <w:p>
+            <w:pPr>
+              <w:rPr>
+                <w:rFonts w:ascii="Calibri" w:hAnsi="Calibri" w:cs="Calibri"/>
+              </w:rPr>
+            </w:pPr>
+            <w:r>
+              <w:rPr>
+                <w:rFonts w:ascii="Calibri" w:hAnsi="Calibri" w:cs="Calibri"/>
+              </w:rPr>
+              <w:t xml:space="preserve">Cuidar los datos de los estudiantes y evitar que alguien se haga pasar por otro alumno.</w:t>
+            </w:r>
           </w:p>
         </w:tc>
       </w:tr>
@@ -350,6 +400,12 @@
                 <w:rFonts w:ascii="Calibri" w:hAnsi="Calibri" w:cs="Calibri"/>
               </w:rPr>
             </w:pPr>
+            <w:r>
+              <w:rPr>
+                <w:rFonts w:ascii="Calibri" w:hAnsi="Calibri" w:cs="Calibri"/>
+              </w:rPr>
+              <w:t xml:space="preserve">Este proyecto se justifica porque elimina el doble registro y baja el riesgo de errores al escribir, además de resolver el problema de que un alumno se haga pasar por otro, usando una tarjeta (SofoCard) en vez de confiar solo en el nombre que dice el alumno. Los que más se benefician son los inspectores y profesores, que van a registrar el atraso en segundos sin depender de Kimche para esto; el liceo y Sofofa, que van a tener datos de atrasos confiables; y los alumnos y apoderados, que ya no van a tener atrasos mal anotados. Esto se puede hacer ahora porque existe tecnología barata y probada, como lectores de tarjeta y una Raspberry Pi 4 como servidor, que permite armar una solución propia del liceo sin depender de que cambien Kimche.</w:t>
+            </w:r>
           </w:p>
         </w:tc>
       </w:tr>
